--- a/papers/_sources/rope_theory_of_condensed_matter.docx
+++ b/papers/_sources/rope_theory_of_condensed_matter.docx
@@ -61,23 +61,6 @@
           <w:szCs w:val="20"/>
         </w:rPr>
         <w:t xml:space="preserve">Global Networking Practice, NTT DATA, Charlotte, NC  ·  palmer100@gmail.com</w:t>
-      </w:r>
-    </w:p>
-    <w:p>
-      <w:pPr>
-        <w:spacing w:after="120" w:before="0" w:line="276"/>
-        <w:jc w:val="center"/>
-      </w:pPr>
-      <w:r>
-        <w:rPr>
-          <w:rFonts w:ascii="Times New Roman" w:cs="Times New Roman" w:eastAsia="Times New Roman" w:hAnsi="Times New Roman"/>
-          <w:i/>
-          <w:iCs/>
-          <w:color w:val="666666"/>
-          <w:sz w:val="18"/>
-          <w:szCs w:val="18"/>
-        </w:rPr>
-        <w:t xml:space="preserve">Programme credit: the core Rope Hypothesis is due to Bill Gaede; this work develops and formalises it.</w:t>
       </w:r>
     </w:p>
     <w:p>
@@ -4851,23 +4834,6 @@
       </w:r>
     </w:p>
     <w:p>
-      <w:pPr>
-        <w:spacing w:after="160" w:before="0" w:line="276"/>
-        <w:jc w:val="both"/>
-      </w:pPr>
-      <w:r>
-        <w:rPr>
-          <w:rFonts w:ascii="Times New Roman" w:cs="Times New Roman" w:eastAsia="Times New Roman" w:hAnsi="Times New Roman"/>
-          <w:i/>
-          <w:iCs/>
-          <w:color w:val="666666"/>
-          <w:sz w:val="20"/>
-          <w:szCs w:val="20"/>
-        </w:rPr>
-        <w:t xml:space="preserve">Programme credit: the core Rope Hypothesis is due to Bill Gaede. Computational collaboration and drafting by Claude (Anthropic). Correspondence to palmer100@gmail.com.</w:t>
-      </w:r>
-    </w:p>
-    <w:p>
       <w:r>
         <w:rPr>
           <w:b/>
@@ -4880,6 +4846,7 @@
         <w:t>Each statement below is traceable to the machine-readable registry (claims.yaml), the corpus's single source of truth. Status labels: Derived (follows from stated mechanics), Modeled (reproduces data with declared inputs), EFT-constrained (bounded by effective-theory limits), Conjecture (proposed, not derived), Open (registered unsolved problem), Failed (falsified, kept as a finding). Where a claim is code-backed, the named benchmark reruns it.</w:t>
       </w:r>
     </w:p>
+    <w:p/>
     <w:p>
       <w:r>
         <w:rPr>
@@ -4889,6 +4856,12 @@
       </w:r>
       <w:r>
         <w:t>Condensed-matter analogues</w:t>
+      </w:r>
+    </w:p>
+    <w:p/>
+    <w:p>
+      <w:r>
+        <w:t>Programme credit: the core Rope Hypothesis is due to Bill Gaede; this work develops and formalises it. Computational collaboration and drafting by Claude (Anthropic). Correspondence to palmer100@gmail.com.</w:t>
       </w:r>
     </w:p>
     <w:sectPr>

--- a/papers/_sources/rope_theory_of_condensed_matter.docx
+++ b/papers/_sources/rope_theory_of_condensed_matter.docx
@@ -45,7 +45,7 @@
           <w:sz w:val="22"/>
           <w:szCs w:val="22"/>
         </w:rPr>
-        <w:t xml:space="preserve">Mark Palmer  ·  with computational collaboration by Claude (Anthropic)</w:t>
+        <w:t xml:space="preserve">Mark Palmer · with computational collaboration by Claude (Anthropic)</w:t>
       </w:r>
     </w:p>
     <w:p>
@@ -60,7 +60,7 @@
           <w:sz w:val="20"/>
           <w:szCs w:val="20"/>
         </w:rPr>
-        <w:t xml:space="preserve">Global Networking Practice, NTT DATA, Charlotte, NC  ·  palmer100@gmail.com</w:t>
+        <w:t xml:space="preserve">Charlotte, NC · palmer100@gmail.com</w:t>
       </w:r>
     </w:p>
     <w:p>

--- a/papers/_sources/rope_theory_of_condensed_matter.docx
+++ b/papers/_sources/rope_theory_of_condensed_matter.docx
@@ -31,7 +31,7 @@
           <w:sz w:val="24"/>
           <w:szCs w:val="24"/>
         </w:rPr>
-        <w:t xml:space="preserve">Near-Term, Tabletop Tests of the Rope Programme’s Mathematical Structure</w:t>
+        <w:t xml:space="preserve">Near-Term, Tabletop Tests of the Mesh Programme’s Mathematical Structure</w:t>
       </w:r>
     </w:p>
     <w:p>
@@ -88,6 +88,20 @@
           <w:szCs w:val="22"/>
         </w:rPr>
         <w:t xml:space="preserve"/>
+      </w:r>
+    </w:p>
+    <w:p>
+      <w:pPr>
+        <w:spacing w:after="160" w:before="0" w:line="276"/>
+        <w:jc w:val="both"/>
+      </w:pPr>
+      <w:r>
+        <w:rPr>
+          <w:rFonts w:ascii="Times New Roman" w:cs="Times New Roman" w:eastAsia="Times New Roman" w:hAnsi="Times New Roman"/>
+          <w:sz w:val="24"/>
+          <w:szCs w:val="24"/>
+        </w:rPr>
+        <w:t xml:space="preserve">Naming note (5 September 2026). This programme is now the Mesh Programme and the theory it develops the mesh framework; 'the rope framework' in earlier revisions reads 'the mesh framework'. 'Rope' remains the name of the two-strand wound object, and the Rope Hypothesis credited to Bill Gaede keeps its name. Identifiers (repository, rope_solver, file names, claim IDs) are unchanged.</w:t>
       </w:r>
     </w:p>
     <w:p>
@@ -118,7 +132,7 @@
           <w:sz w:val="24"/>
           <w:szCs w:val="24"/>
         </w:rPr>
-        <w:t xml:space="preserve">The Rope Programme’s predictions have, until now, been almost entirely astrophysical or cosmological — correlated drift of the fundamental constants, cosmic birefringence, photon-mass bounds — which are hard to reach and slow to test. This paper identifies a class of NEAR-TERM, TABLETOP tests. The rope medium, when coarse-grained, is mathematically a director/XY system with topological defects and a compact-U(1) phase structure — precisely the mathematics of well-studied condensed-matter systems: superfluids, liquid crystals, superconducting arrays, and Bose–Einstein condensates. Because these laboratory systems share the rope medium’s effective description, they realise the same defect statistics, phase transitions, and stiffness–coefficient relations that the programme derives. We map specific rope results onto specific measurable quantities in specific systems, and state what a positive or negative laboratory result would mean. We are emphatic about one boundary, because it is the paper’s intellectual crux: these experiments test the rope programme’s MATHEMATICS — its derivation chain — and can genuinely falsify it, but they do NOT and cannot confirm the rope ONTOLOGY (that spacetime is made of ropes), because the same mathematics is shared by systems that are manifestly not spacetime. Understood at that boundary, analogue systems give the corpus its first realistic near-term experimental exposure.</w:t>
+        <w:t xml:space="preserve">The Mesh Programme’s predictions have, until now, been almost entirely astrophysical or cosmological — correlated drift of the fundamental constants, cosmic birefringence, photon-mass bounds — which are hard to reach and slow to test. This paper identifies a class of NEAR-TERM, TABLETOP tests. The rope medium, when coarse-grained, is mathematically a director/XY system with topological defects and a compact-U(1) phase structure — precisely the mathematics of well-studied condensed-matter systems: superfluids, liquid crystals, superconducting arrays, and Bose–Einstein condensates. Because these laboratory systems share the rope medium’s effective description, they realise the same defect statistics, phase transitions, and stiffness–coefficient relations that the programme derives. We map specific rope results onto specific measurable quantities in specific systems, and state what a positive or negative laboratory result would mean. We are emphatic about one boundary, because it is the paper’s intellectual crux: these experiments test the mesh programme’s MATHEMATICS — its derivation chain — and can genuinely falsify it, but they do NOT and cannot confirm the rope ONTOLOGY (that spacetime is made of ropes), because the same mathematics is shared by systems that are manifestly not spacetime. Understood at that boundary, analogue systems give the corpus its first realistic near-term experimental exposure.</w:t>
       </w:r>
     </w:p>
     <w:p>
@@ -192,7 +206,7 @@
                 <w:sz w:val="22"/>
                 <w:szCs w:val="22"/>
               </w:rPr>
-              <w:t>CAN: test the rope programme’s coarse-grained MATHEMATICS — the stiffness–coefficient relation c = κ a/(2T²), the phase criterion, the defect statistics, the Hopf/linking structure. If the laboratory system violates a relation the rope derivation requires, the DERIVATION is wrong. That is a real falsification route.</w:t>
+              <w:t>CAN: test the mesh programme’s coarse-grained MATHEMATICS — the stiffness–coefficient relation c = κ a/(2T²), the phase criterion, the defect statistics, the Hopf/linking structure. If the laboratory system violates a relation the rope derivation requires, the DERIVATION is wrong. That is a real falsification route.</w:t>
             </w:r>
           </w:p>
           <w:p>
@@ -279,7 +293,7 @@
           <w:sz w:val="24"/>
           <w:szCs w:val="24"/>
         </w:rPr>
-        <w:t xml:space="preserve">A recurring, fair criticism of the Rope Programme is that its predictions are hard to test. The correlated variation of α and G requires cosmological-timescale measurements; cosmic birefringence requires next-generation CMB polarimetry; the photon-mass bound is already so tight that it constrains rather than tests. None of these is a tabletop experiment, and a framework with no near-term empirical exposure is difficult to take beyond the theoretical.</w:t>
+        <w:t xml:space="preserve">A recurring, fair criticism of the Mesh Programme is that its predictions are hard to test. The correlated variation of α and G requires cosmological-timescale measurements; cosmic birefringence requires next-generation CMB polarimetry; the photon-mass bound is already so tight that it constrains rather than tests. None of these is a tabletop experiment, and a framework with no near-term empirical exposure is difficult to take beyond the theoretical.</w:t>
       </w:r>
     </w:p>
     <w:p>
@@ -293,7 +307,7 @@
           <w:sz w:val="24"/>
           <w:szCs w:val="24"/>
         </w:rPr>
-        <w:t xml:space="preserve">There is an unexpected bridge. The rope medium’s coarse-grained description — developed across the electromagnetism and thermodynamics papers — is a continuous orientation (director) field with a stiffness, topological defects, and a compact-U(1) phase structure. This is not an exotic mathematics invented for the programme; it is the SHARED language of some of the most precisely studied systems in physics: superfluid helium, nematic and cholesteric liquid crystals, Josephson-junction and superconducting arrays, and cold-atom condensates. Wherever the rope programme makes a claim about this coarse-grained structure, a laboratory system governed by the same structure can be used to test it — today, on a bench, at a fraction of the cost of an astronomical campaign.</w:t>
+        <w:t xml:space="preserve">There is an unexpected bridge. The rope medium’s coarse-grained description — developed across the electromagnetism and thermodynamics papers — is a continuous orientation (director) field with a stiffness, topological defects, and a compact-U(1) phase structure. This is not an exotic mathematics invented for the programme; it is the SHARED language of some of the most precisely studied systems in physics: superfluid helium, nematic and cholesteric liquid crystals, Josephson-junction and superconducting arrays, and cold-atom condensates. Wherever the mesh programme makes a claim about this coarse-grained structure, a laboratory system governed by the same structure can be used to test it — today, on a bench, at a fraction of the cost of an astronomical campaign.</w:t>
       </w:r>
     </w:p>
     <w:p>
@@ -1437,7 +1451,7 @@
           <w:sz w:val="24"/>
           <w:szCs w:val="24"/>
         </w:rPr>
-        <w:t>What the rope programme ADDS is a specific INVERSE relationship between the coarse-grained gauge coupling and that stiffness, coefficient ∝ 1/K, as the leading-order universal content of c = κ a/(2T²). One measures the Frank stiffness and the defect (dual) coupling independently across a tuning range and checks the inverse law. Existing Fréedericksz-threshold and light-scattering setups already reach the precision this requires.</w:t>
+        <w:t>What the mesh programme ADDS is a specific INVERSE relationship between the coarse-grained gauge coupling and that stiffness, coefficient ∝ 1/K, as the leading-order universal content of c = κ a/(2T²). One measures the Frank stiffness and the defect (dual) coupling independently across a tuning range and checks the inverse law. Existing Fréedericksz-threshold and light-scattering setups already reach the precision this requires.</w:t>
       </w:r>
     </w:p>
     <w:tbl>
@@ -1519,7 +1533,7 @@
                 <w:sz w:val="22"/>
                 <w:szCs w:val="22"/>
               </w:rPr>
-              <w:t xml:space="preserve">Meaning for the rope programme</w:t>
+              <w:t xml:space="preserve">Meaning for the mesh programme</w:t>
             </w:r>
           </w:p>
         </w:tc>
@@ -1802,7 +1816,7 @@
           <w:sz w:val="24"/>
           <w:szCs w:val="24"/>
         </w:rPr>
-        <w:t xml:space="preserve">The rope programme CLAIMS its Coulomb-vs-confined transition lies in this same 3D XY / compact-U(1) universality class (it is where the massless-photon phase lives, and why d = 3 is essential), with the defect free energy E_core − Θ S_defect governing proliferation. The leading-order universal predictions — the critical exponents and the defect-unbinding character — must therefore match the measured KT / 3D-XY behaviour. This is a high-stakes consistency check precisely because the programme asserts membership in that class.</w:t>
+        <w:t xml:space="preserve">The mesh programme CLAIMS its Coulomb-vs-confined transition lies in this same 3D XY / compact-U(1) universality class (it is where the massless-photon phase lives, and why d = 3 is essential), with the defect free energy E_core − Θ S_defect governing proliferation. The leading-order universal predictions — the critical exponents and the defect-unbinding character — must therefore match the measured KT / 3D-XY behaviour. This is a high-stakes consistency check precisely because the programme asserts membership in that class.</w:t>
       </w:r>
     </w:p>
     <w:tbl>
@@ -1884,7 +1898,7 @@
                 <w:sz w:val="22"/>
                 <w:szCs w:val="22"/>
               </w:rPr>
-              <w:t xml:space="preserve">Meaning for the rope programme</w:t>
+              <w:t xml:space="preserve">Meaning for the mesh programme</w:t>
             </w:r>
           </w:p>
         </w:tc>
@@ -2164,7 +2178,7 @@
           <w:sz w:val="24"/>
           <w:szCs w:val="24"/>
         </w:rPr>
-        <w:t xml:space="preserve">The rope programme ADDS structural claims about such textures: that energy minimisation selects minimal linking, and that the topological energetics obey a positive energy floor of Vakulenko–Kapitanskii type (extra bulk knotting costs energy). These are leading-order topological predictions that must hold for laboratory hopfions governed by the same order-parameter topology; their stability and energetics as a function of linking number are directly measurable by the imaging techniques already used to create them.</w:t>
+        <w:t xml:space="preserve">The mesh programme ADDS structural claims about such textures: that energy minimisation selects minimal linking, and that the topological energetics obey a positive energy floor of Vakulenko–Kapitanskii type (extra bulk knotting costs energy). These are leading-order topological predictions that must hold for laboratory hopfions governed by the same order-parameter topology; their stability and energetics as a function of linking number are directly measurable by the imaging techniques already used to create them.</w:t>
       </w:r>
     </w:p>
     <w:tbl>
@@ -2246,7 +2260,7 @@
                 <w:sz w:val="22"/>
                 <w:szCs w:val="22"/>
               </w:rPr>
-              <w:t xml:space="preserve">Meaning for the rope programme</w:t>
+              <w:t xml:space="preserve">Meaning for the mesh programme</w:t>
             </w:r>
           </w:p>
         </w:tc>
@@ -2527,7 +2541,7 @@
           <w:sz w:val="24"/>
           <w:szCs w:val="24"/>
         </w:rPr>
-        <w:t xml:space="preserve">The rope programme reproduces the dipole 1/r³ law (with its angular factor) as the field-energy cross term, GIVEN a continuum energy functional whose form the magnetism paper honestly labels EFT-constrained rather than derived. Measuring defect and colloid interaction laws tests the leading-order consequence of that assumed functional in systems where the energy functional is independently known — a check on the one openly-assumed ingredient of the EM sector.</w:t>
+        <w:t xml:space="preserve">The mesh programme reproduces the dipole 1/r³ law (with its angular factor) as the field-energy cross term, GIVEN a continuum energy functional whose form the magnetism paper honestly labels EFT-constrained rather than derived. Measuring defect and colloid interaction laws tests the leading-order consequence of that assumed functional in systems where the energy functional is independently known — a check on the one openly-assumed ingredient of the EM sector.</w:t>
       </w:r>
     </w:p>
     <w:tbl>
@@ -2609,7 +2623,7 @@
                 <w:sz w:val="22"/>
                 <w:szCs w:val="22"/>
               </w:rPr>
-              <w:t xml:space="preserve">Meaning for the rope programme</w:t>
+              <w:t xml:space="preserve">Meaning for the mesh programme</w:t>
             </w:r>
           </w:p>
         </w:tc>
@@ -4818,7 +4832,7 @@
           <w:sz w:val="24"/>
           <w:szCs w:val="24"/>
         </w:rPr>
-        <w:t>The Rope Programme’s coarse-grained description coincides with the effective field theory of several precisely-studied condensed-matter systems — superfluids, liquid crystals, superconducting arrays, and cold-atom condensates. This coincidence supplies what the corpus has most lacked: near-term, tabletop tests. We have mapped specific rope results — the stiffness–coefficient relation c = κ a/(2T²), the Coulomb-vs-confined phase criterion, the Hopf/linking energetics, and the dipole law — onto specific measurements in specific systems, and stated what each outcome would mean. The exposure is real and asymmetric: these experiments can cheaply and quickly FALSIFY the programme’s mathematical spine, and their confirmation would meaningfully strengthen the formal case. We have been equally clear about the boundary they cannot cross: shared mathematics tests the derivation, not the ontology, and no superfluid or liquid crystal, however faithfully it obeys the rope equations, is evidence that spacetime is a rope network. Within that honest boundary, condensed-matter analogues give the Rope Programme its first realistic near-term experimental foothold.</w:t>
+        <w:t>The Mesh Programme’s coarse-grained description coincides with the effective field theory of several precisely-studied condensed-matter systems — superfluids, liquid crystals, superconducting arrays, and cold-atom condensates. This coincidence supplies what the corpus has most lacked: near-term, tabletop tests. We have mapped specific rope results — the stiffness–coefficient relation c = κ a/(2T²), the Coulomb-vs-confined phase criterion, the Hopf/linking energetics, and the dipole law — onto specific measurements in specific systems, and stated what each outcome would mean. The exposure is real and asymmetric: these experiments can cheaply and quickly FALSIFY the programme’s mathematical spine, and their confirmation would meaningfully strengthen the formal case. We have been equally clear about the boundary they cannot cross: shared mathematics tests the derivation, not the ontology, and no superfluid or liquid crystal, however faithfully it obeys the rope equations, is evidence that spacetime is a rope network. Within that honest boundary, condensed-matter analogues give the Mesh Programme its first realistic near-term experimental foothold.</w:t>
       </w:r>
     </w:p>
     <w:p>
